--- a/template.docx
+++ b/template.docx
@@ -3148,6 +3148,381 @@
     </w:p>
     <w:p>
       <w:pPr>
+        <w:rPr>
+          <w:b w:val="1"/>
+          <w:bCs w:val="1"/>
+          <w:sz w:val="24"/>
+          <w:szCs w:val="24"/>
+        </w:rPr>
+      </w:pPr>
+      <w:r>
+        <w:rPr>
+          <w:rtl w:val="0"/>
+        </w:rPr>
+      </w:r>
+    </w:p>
+    <w:p>
+      <w:pPr>
+        <w:rPr>
+          <w:b w:val="1"/>
+          <w:bCs w:val="1"/>
+          <w:sz w:val="24"/>
+          <w:szCs w:val="24"/>
+        </w:rPr>
+      </w:pPr>
+      <w:r>
+        <w:rPr>
+          <w:rtl w:val="0"/>
+        </w:rPr>
+      </w:r>
+    </w:p>
+    <w:p>
+      <w:pPr>
+        <w:rPr>
+          <w:b w:val="1"/>
+          <w:bCs w:val="1"/>
+          <w:sz w:val="24"/>
+          <w:szCs w:val="24"/>
+        </w:rPr>
+      </w:pPr>
+      <w:r>
+        <w:rPr>
+          <w:rtl w:val="0"/>
+        </w:rPr>
+      </w:r>
+    </w:p>
+    <w:p>
+      <w:pPr>
+        <w:rPr>
+          <w:b w:val="1"/>
+          <w:bCs w:val="1"/>
+          <w:sz w:val="24"/>
+          <w:szCs w:val="24"/>
+        </w:rPr>
+      </w:pPr>
+      <w:r>
+        <w:rPr>
+          <w:rtl w:val="0"/>
+        </w:rPr>
+      </w:r>
+    </w:p>
+    <w:p>
+      <w:pPr>
+        <w:rPr>
+          <w:b w:val="1"/>
+          <w:bCs w:val="1"/>
+          <w:sz w:val="24"/>
+          <w:szCs w:val="24"/>
+        </w:rPr>
+      </w:pPr>
+      <w:r>
+        <w:rPr>
+          <w:rtl w:val="0"/>
+        </w:rPr>
+      </w:r>
+    </w:p>
+    <w:p>
+      <w:pPr>
+        <w:rPr>
+          <w:b w:val="1"/>
+          <w:bCs w:val="1"/>
+          <w:sz w:val="24"/>
+          <w:szCs w:val="24"/>
+        </w:rPr>
+      </w:pPr>
+      <w:r>
+        <w:rPr>
+          <w:rtl w:val="0"/>
+        </w:rPr>
+      </w:r>
+    </w:p>
+    <w:p>
+      <w:pPr>
+        <w:rPr>
+          <w:b w:val="1"/>
+          <w:bCs w:val="1"/>
+          <w:sz w:val="24"/>
+          <w:szCs w:val="24"/>
+        </w:rPr>
+      </w:pPr>
+      <w:r>
+        <w:rPr>
+          <w:rtl w:val="0"/>
+        </w:rPr>
+      </w:r>
+    </w:p>
+    <w:p>
+      <w:pPr>
+        <w:rPr>
+          <w:b w:val="1"/>
+          <w:bCs w:val="1"/>
+          <w:sz w:val="24"/>
+          <w:szCs w:val="24"/>
+        </w:rPr>
+      </w:pPr>
+      <w:r>
+        <w:rPr>
+          <w:rtl w:val="0"/>
+        </w:rPr>
+      </w:r>
+    </w:p>
+    <w:p>
+      <w:pPr>
+        <w:rPr>
+          <w:b w:val="1"/>
+          <w:bCs w:val="1"/>
+          <w:sz w:val="24"/>
+          <w:szCs w:val="24"/>
+        </w:rPr>
+      </w:pPr>
+      <w:r>
+        <w:rPr>
+          <w:rtl w:val="0"/>
+        </w:rPr>
+      </w:r>
+    </w:p>
+    <w:p>
+      <w:pPr>
+        <w:rPr>
+          <w:b w:val="1"/>
+          <w:bCs w:val="1"/>
+          <w:sz w:val="24"/>
+          <w:szCs w:val="24"/>
+        </w:rPr>
+      </w:pPr>
+      <w:r>
+        <w:rPr>
+          <w:rtl w:val="0"/>
+        </w:rPr>
+      </w:r>
+    </w:p>
+    <w:p>
+      <w:pPr>
+        <w:rPr>
+          <w:b w:val="1"/>
+          <w:bCs w:val="1"/>
+          <w:sz w:val="24"/>
+          <w:szCs w:val="24"/>
+        </w:rPr>
+      </w:pPr>
+      <w:r>
+        <w:rPr>
+          <w:rtl w:val="0"/>
+        </w:rPr>
+      </w:r>
+    </w:p>
+    <w:p>
+      <w:pPr>
+        <w:rPr>
+          <w:b w:val="1"/>
+          <w:bCs w:val="1"/>
+          <w:sz w:val="24"/>
+          <w:szCs w:val="24"/>
+        </w:rPr>
+      </w:pPr>
+      <w:r>
+        <w:rPr>
+          <w:rtl w:val="0"/>
+        </w:rPr>
+      </w:r>
+    </w:p>
+    <w:p>
+      <w:pPr>
+        <w:rPr>
+          <w:b w:val="1"/>
+          <w:bCs w:val="1"/>
+          <w:sz w:val="24"/>
+          <w:szCs w:val="24"/>
+        </w:rPr>
+      </w:pPr>
+      <w:r>
+        <w:rPr>
+          <w:rtl w:val="0"/>
+        </w:rPr>
+      </w:r>
+    </w:p>
+    <w:p>
+      <w:pPr>
+        <w:rPr>
+          <w:b w:val="1"/>
+          <w:bCs w:val="1"/>
+          <w:sz w:val="24"/>
+          <w:szCs w:val="24"/>
+        </w:rPr>
+      </w:pPr>
+      <w:r>
+        <w:rPr>
+          <w:rtl w:val="0"/>
+        </w:rPr>
+      </w:r>
+    </w:p>
+    <w:p>
+      <w:pPr>
+        <w:rPr>
+          <w:b w:val="1"/>
+          <w:bCs w:val="1"/>
+          <w:sz w:val="24"/>
+          <w:szCs w:val="24"/>
+        </w:rPr>
+      </w:pPr>
+      <w:r>
+        <w:rPr>
+          <w:rtl w:val="0"/>
+        </w:rPr>
+      </w:r>
+    </w:p>
+    <w:p>
+      <w:pPr>
+        <w:rPr>
+          <w:b w:val="1"/>
+          <w:bCs w:val="1"/>
+          <w:sz w:val="24"/>
+          <w:szCs w:val="24"/>
+        </w:rPr>
+      </w:pPr>
+      <w:r>
+        <w:rPr>
+          <w:rtl w:val="0"/>
+        </w:rPr>
+      </w:r>
+    </w:p>
+    <w:p>
+      <w:pPr>
+        <w:rPr>
+          <w:b w:val="1"/>
+          <w:bCs w:val="1"/>
+          <w:sz w:val="24"/>
+          <w:szCs w:val="24"/>
+        </w:rPr>
+      </w:pPr>
+      <w:r>
+        <w:rPr>
+          <w:rtl w:val="0"/>
+        </w:rPr>
+      </w:r>
+    </w:p>
+    <w:p>
+      <w:pPr>
+        <w:rPr>
+          <w:b w:val="1"/>
+          <w:bCs w:val="1"/>
+          <w:sz w:val="24"/>
+          <w:szCs w:val="24"/>
+        </w:rPr>
+      </w:pPr>
+      <w:r>
+        <w:rPr>
+          <w:rtl w:val="0"/>
+        </w:rPr>
+      </w:r>
+    </w:p>
+    <w:p>
+      <w:pPr>
+        <w:rPr>
+          <w:b w:val="1"/>
+          <w:bCs w:val="1"/>
+          <w:sz w:val="24"/>
+          <w:szCs w:val="24"/>
+        </w:rPr>
+      </w:pPr>
+      <w:r>
+        <w:rPr>
+          <w:rtl w:val="0"/>
+        </w:rPr>
+      </w:r>
+    </w:p>
+    <w:p>
+      <w:pPr>
+        <w:rPr>
+          <w:b w:val="1"/>
+          <w:bCs w:val="1"/>
+          <w:sz w:val="24"/>
+          <w:szCs w:val="24"/>
+        </w:rPr>
+      </w:pPr>
+      <w:r>
+        <w:rPr>
+          <w:rtl w:val="0"/>
+        </w:rPr>
+      </w:r>
+    </w:p>
+    <w:p>
+      <w:pPr>
+        <w:rPr>
+          <w:b w:val="1"/>
+          <w:bCs w:val="1"/>
+          <w:sz w:val="24"/>
+          <w:szCs w:val="24"/>
+        </w:rPr>
+      </w:pPr>
+      <w:r>
+        <w:rPr>
+          <w:rtl w:val="0"/>
+        </w:rPr>
+      </w:r>
+    </w:p>
+    <w:p>
+      <w:pPr>
+        <w:rPr>
+          <w:b w:val="1"/>
+          <w:bCs w:val="1"/>
+          <w:sz w:val="24"/>
+          <w:szCs w:val="24"/>
+        </w:rPr>
+      </w:pPr>
+      <w:r>
+        <w:rPr>
+          <w:rtl w:val="0"/>
+        </w:rPr>
+      </w:r>
+    </w:p>
+    <w:p>
+      <w:pPr>
+        <w:rPr>
+          <w:b w:val="1"/>
+          <w:bCs w:val="1"/>
+          <w:sz w:val="24"/>
+          <w:szCs w:val="24"/>
+        </w:rPr>
+      </w:pPr>
+      <w:r>
+        <w:rPr>
+          <w:rtl w:val="0"/>
+        </w:rPr>
+      </w:r>
+    </w:p>
+    <w:p>
+      <w:pPr>
+        <w:rPr>
+          <w:b w:val="1"/>
+          <w:bCs w:val="1"/>
+          <w:sz w:val="24"/>
+          <w:szCs w:val="24"/>
+        </w:rPr>
+      </w:pPr>
+      <w:r>
+        <w:rPr>
+          <w:rtl w:val="0"/>
+        </w:rPr>
+      </w:r>
+    </w:p>
+    <w:p>
+      <w:pPr>
+        <w:rPr>
+          <w:b w:val="1"/>
+          <w:bCs w:val="1"/>
+          <w:sz w:val="24"/>
+          <w:szCs w:val="24"/>
+        </w:rPr>
+      </w:pPr>
+      <w:r>
+        <w:rPr>
+          <w:rtl w:val="0"/>
+        </w:rPr>
+      </w:r>
+    </w:p>
+    <w:p>
+      <w:pPr>
         <w:keepNext w:val="0"/>
         <w:keepLines w:val="0"/>
         <w:pageBreakBefore w:val="0"/>
@@ -3175,10 +3550,9 @@
           <w:iCs w:val="0"/>
           <w:smallCaps w:val="0"/>
           <w:strike w:val="0"/>
-          <w:color w:val="000000"/>
-          <w:sz w:val="24"/>
-          <w:szCs w:val="24"/>
-          <w:u w:val="none"/>
+          <w:color w:val="4472c4"/>
+          <w:sz w:val="24"/>
+          <w:szCs w:val="24"/>
           <w:shd w:fill="auto" w:val="clear"/>
           <w:vertAlign w:val="baseline"/>
         </w:rPr>
@@ -3192,7 +3566,7 @@
           <w:iCs w:val="0"/>
           <w:smallCaps w:val="0"/>
           <w:strike w:val="0"/>
-          <w:color w:val="000000"/>
+          <w:color w:val="4472c4"/>
           <w:sz w:val="24"/>
           <w:szCs w:val="24"/>
           <w:u w:val="none"/>
@@ -3280,10 +3654,9 @@
           <w:iCs w:val="0"/>
           <w:smallCaps w:val="0"/>
           <w:strike w:val="0"/>
-          <w:color w:val="000000"/>
-          <w:sz w:val="24"/>
-          <w:szCs w:val="24"/>
-          <w:u w:val="none"/>
+          <w:color w:val="4472c4"/>
+          <w:sz w:val="24"/>
+          <w:szCs w:val="24"/>
           <w:shd w:fill="auto" w:val="clear"/>
           <w:vertAlign w:val="baseline"/>
         </w:rPr>
@@ -3297,7 +3670,7 @@
           <w:iCs w:val="0"/>
           <w:smallCaps w:val="0"/>
           <w:strike w:val="0"/>
-          <w:color w:val="000000"/>
+          <w:color w:val="4472c4"/>
           <w:sz w:val="24"/>
           <w:szCs w:val="24"/>
           <w:u w:val="none"/>
@@ -3400,10 +3773,9 @@
           <w:iCs w:val="0"/>
           <w:smallCaps w:val="0"/>
           <w:strike w:val="0"/>
-          <w:color w:val="000000"/>
-          <w:sz w:val="24"/>
-          <w:szCs w:val="24"/>
-          <w:u w:val="none"/>
+          <w:color w:val="4472c4"/>
+          <w:sz w:val="24"/>
+          <w:szCs w:val="24"/>
           <w:shd w:fill="auto" w:val="clear"/>
           <w:vertAlign w:val="baseline"/>
         </w:rPr>
@@ -3417,7 +3789,7 @@
           <w:iCs w:val="0"/>
           <w:smallCaps w:val="0"/>
           <w:strike w:val="0"/>
-          <w:color w:val="000000"/>
+          <w:color w:val="4472c4"/>
           <w:sz w:val="24"/>
           <w:szCs w:val="24"/>
           <w:u w:val="none"/>

--- a/template.docx
+++ b/template.docx
@@ -13,16 +13,16 @@
           <wp:inline distB="0" distT="0" distL="0" distR="0">
             <wp:extent cx="7600950" cy="1766888"/>
             <wp:effectExtent b="0" l="0" r="0" t="0"/>
-            <wp:docPr id="5" name="image2.png"/>
+            <wp:docPr id="10" name="image1.png"/>
             <a:graphic>
               <a:graphicData uri="http://schemas.openxmlformats.org/drawingml/2006/picture">
                 <pic:pic>
                   <pic:nvPicPr>
-                    <pic:cNvPr id="0" name="image2.png"/>
+                    <pic:cNvPr id="0" name="image1.png"/>
                     <pic:cNvPicPr preferRelativeResize="0"/>
                   </pic:nvPicPr>
                   <pic:blipFill>
-                    <a:blip r:embed="rId6"/>
+                    <a:blip r:embed="rId7"/>
                     <a:srcRect b="0" l="0" r="0" t="0"/>
                     <a:stretch>
                       <a:fillRect/>
@@ -60,16 +60,16 @@
             <wp:extent cx="2466975" cy="1095375"/>
             <wp:effectExtent b="0" l="0" r="0" t="0"/>
             <wp:wrapNone/>
-            <wp:docPr id="4" name="image1.png"/>
+            <wp:docPr id="9" name="image2.png"/>
             <a:graphic>
               <a:graphicData uri="http://schemas.openxmlformats.org/drawingml/2006/picture">
                 <pic:pic>
                   <pic:nvPicPr>
-                    <pic:cNvPr id="0" name="image1.png"/>
+                    <pic:cNvPr id="0" name="image2.png"/>
                     <pic:cNvPicPr preferRelativeResize="0"/>
                   </pic:nvPicPr>
                   <pic:blipFill>
-                    <a:blip r:embed="rId7"/>
+                    <a:blip r:embed="rId8"/>
                     <a:srcRect b="0" l="0" r="0" t="0"/>
                     <a:stretch>
                       <a:fillRect/>
@@ -1168,15 +1168,15 @@
               <wp:anchor allowOverlap="1" behindDoc="0" distB="0" distT="0" distL="114300" distR="114300" hidden="0" layoutInCell="1" locked="0" relativeHeight="0" simplePos="0">
                 <wp:simplePos x="0" y="0"/>
                 <wp:positionH relativeFrom="column">
-                  <wp:posOffset>-104774</wp:posOffset>
+                  <wp:posOffset>-114298</wp:posOffset>
                 </wp:positionH>
                 <wp:positionV relativeFrom="paragraph">
-                  <wp:posOffset>205739</wp:posOffset>
+                  <wp:posOffset>196214</wp:posOffset>
                 </wp:positionV>
-                <wp:extent cx="6191250" cy="66675"/>
+                <wp:extent cx="6210300" cy="85725"/>
                 <wp:effectExtent b="0" l="0" r="0" t="0"/>
                 <wp:wrapNone/>
-                <wp:docPr id="2" name=""/>
+                <wp:docPr id="7" name=""/>
                 <a:graphic>
                   <a:graphicData uri="http://schemas.microsoft.com/office/word/2010/wordprocessingShape">
                     <wps:wsp>
@@ -1214,15 +1214,15 @@
               <wp:anchor allowOverlap="1" behindDoc="0" distB="0" distT="0" distL="114300" distR="114300" hidden="0" layoutInCell="1" locked="0" relativeHeight="0" simplePos="0">
                 <wp:simplePos x="0" y="0"/>
                 <wp:positionH relativeFrom="column">
-                  <wp:posOffset>-104774</wp:posOffset>
+                  <wp:posOffset>-114298</wp:posOffset>
                 </wp:positionH>
                 <wp:positionV relativeFrom="paragraph">
-                  <wp:posOffset>205739</wp:posOffset>
+                  <wp:posOffset>196214</wp:posOffset>
                 </wp:positionV>
-                <wp:extent cx="6191250" cy="66675"/>
+                <wp:extent cx="6210300" cy="85725"/>
                 <wp:effectExtent b="0" l="0" r="0" t="0"/>
                 <wp:wrapNone/>
-                <wp:docPr id="2" name="image4.png"/>
+                <wp:docPr id="7" name="image4.png"/>
                 <a:graphic>
                   <a:graphicData uri="http://schemas.openxmlformats.org/drawingml/2006/picture">
                     <pic:pic>
@@ -1231,7 +1231,7 @@
                         <pic:cNvPicPr preferRelativeResize="0"/>
                       </pic:nvPicPr>
                       <pic:blipFill>
-                        <a:blip r:embed="rId8"/>
+                        <a:blip r:embed="rId9"/>
                         <a:srcRect/>
                         <a:stretch>
                           <a:fillRect/>
@@ -1240,7 +1240,7 @@
                       <pic:spPr>
                         <a:xfrm>
                           <a:off x="0" y="0"/>
-                          <a:ext cx="6191250" cy="66675"/>
+                          <a:ext cx="6210300" cy="85725"/>
                         </a:xfrm>
                         <a:prstGeom prst="rect"/>
                         <a:ln/>
@@ -1771,15 +1771,15 @@
               <wp:anchor allowOverlap="1" behindDoc="0" distB="0" distT="0" distL="114300" distR="114300" hidden="0" layoutInCell="1" locked="0" relativeHeight="0" simplePos="0">
                 <wp:simplePos x="0" y="0"/>
                 <wp:positionH relativeFrom="column">
-                  <wp:posOffset>-261936</wp:posOffset>
+                  <wp:posOffset>-266697</wp:posOffset>
                 </wp:positionH>
                 <wp:positionV relativeFrom="paragraph">
-                  <wp:posOffset>258128</wp:posOffset>
+                  <wp:posOffset>253366</wp:posOffset>
                 </wp:positionV>
-                <wp:extent cx="6324600" cy="47625"/>
+                <wp:extent cx="6334125" cy="57150"/>
                 <wp:effectExtent b="0" l="0" r="0" t="0"/>
                 <wp:wrapNone/>
-                <wp:docPr id="1" name=""/>
+                <wp:docPr id="6" name=""/>
                 <a:graphic>
                   <a:graphicData uri="http://schemas.microsoft.com/office/word/2010/wordprocessingShape">
                     <wps:wsp>
@@ -1817,15 +1817,15 @@
               <wp:anchor allowOverlap="1" behindDoc="0" distB="0" distT="0" distL="114300" distR="114300" hidden="0" layoutInCell="1" locked="0" relativeHeight="0" simplePos="0">
                 <wp:simplePos x="0" y="0"/>
                 <wp:positionH relativeFrom="column">
-                  <wp:posOffset>-261936</wp:posOffset>
+                  <wp:posOffset>-266697</wp:posOffset>
                 </wp:positionH>
                 <wp:positionV relativeFrom="paragraph">
-                  <wp:posOffset>258128</wp:posOffset>
+                  <wp:posOffset>253366</wp:posOffset>
                 </wp:positionV>
-                <wp:extent cx="6324600" cy="47625"/>
+                <wp:extent cx="6334125" cy="57150"/>
                 <wp:effectExtent b="0" l="0" r="0" t="0"/>
                 <wp:wrapNone/>
-                <wp:docPr id="1" name="image3.png"/>
+                <wp:docPr id="6" name="image3.png"/>
                 <a:graphic>
                   <a:graphicData uri="http://schemas.openxmlformats.org/drawingml/2006/picture">
                     <pic:pic>
@@ -1834,7 +1834,7 @@
                         <pic:cNvPicPr preferRelativeResize="0"/>
                       </pic:nvPicPr>
                       <pic:blipFill>
-                        <a:blip r:embed="rId8"/>
+                        <a:blip r:embed="rId9"/>
                         <a:srcRect/>
                         <a:stretch>
                           <a:fillRect/>
@@ -1843,7 +1843,7 @@
                       <pic:spPr>
                         <a:xfrm>
                           <a:off x="0" y="0"/>
-                          <a:ext cx="6324600" cy="47625"/>
+                          <a:ext cx="6334125" cy="57150"/>
                         </a:xfrm>
                         <a:prstGeom prst="rect"/>
                         <a:ln/>
@@ -2820,15 +2820,15 @@
               <wp:anchor allowOverlap="1" behindDoc="0" distB="0" distT="0" distL="114300" distR="114300" hidden="0" layoutInCell="1" locked="0" relativeHeight="0" simplePos="0">
                 <wp:simplePos x="0" y="0"/>
                 <wp:positionH relativeFrom="column">
-                  <wp:posOffset>-338136</wp:posOffset>
+                  <wp:posOffset>-342897</wp:posOffset>
                 </wp:positionH>
                 <wp:positionV relativeFrom="paragraph">
-                  <wp:posOffset>206058</wp:posOffset>
+                  <wp:posOffset>201296</wp:posOffset>
                 </wp:positionV>
-                <wp:extent cx="6162675" cy="57150"/>
+                <wp:extent cx="6172200" cy="66675"/>
                 <wp:effectExtent b="0" l="0" r="0" t="0"/>
                 <wp:wrapNone/>
-                <wp:docPr id="3" name=""/>
+                <wp:docPr id="8" name=""/>
                 <a:graphic>
                   <a:graphicData uri="http://schemas.microsoft.com/office/word/2010/wordprocessingShape">
                     <wps:wsp>
@@ -2866,15 +2866,15 @@
               <wp:anchor allowOverlap="1" behindDoc="0" distB="0" distT="0" distL="114300" distR="114300" hidden="0" layoutInCell="1" locked="0" relativeHeight="0" simplePos="0">
                 <wp:simplePos x="0" y="0"/>
                 <wp:positionH relativeFrom="column">
-                  <wp:posOffset>-338136</wp:posOffset>
+                  <wp:posOffset>-342897</wp:posOffset>
                 </wp:positionH>
                 <wp:positionV relativeFrom="paragraph">
-                  <wp:posOffset>206058</wp:posOffset>
+                  <wp:posOffset>201296</wp:posOffset>
                 </wp:positionV>
-                <wp:extent cx="6162675" cy="57150"/>
+                <wp:extent cx="6172200" cy="66675"/>
                 <wp:effectExtent b="0" l="0" r="0" t="0"/>
                 <wp:wrapNone/>
-                <wp:docPr id="3" name="image5.png"/>
+                <wp:docPr id="8" name="image5.png"/>
                 <a:graphic>
                   <a:graphicData uri="http://schemas.openxmlformats.org/drawingml/2006/picture">
                     <pic:pic>
@@ -2883,7 +2883,7 @@
                         <pic:cNvPicPr preferRelativeResize="0"/>
                       </pic:nvPicPr>
                       <pic:blipFill>
-                        <a:blip r:embed="rId8"/>
+                        <a:blip r:embed="rId9"/>
                         <a:srcRect/>
                         <a:stretch>
                           <a:fillRect/>
@@ -2892,7 +2892,7 @@
                       <pic:spPr>
                         <a:xfrm>
                           <a:off x="0" y="0"/>
-                          <a:ext cx="6162675" cy="57150"/>
+                          <a:ext cx="6172200" cy="66675"/>
                         </a:xfrm>
                         <a:prstGeom prst="rect"/>
                         <a:ln/>
@@ -3013,6 +3013,27 @@
           <w:tcPr/>
           <w:p>
             <w:pPr>
+              <w:spacing w:after="240" w:before="240" w:lineRule="auto"/>
+              <w:rPr>
+                <w:b w:val="1"/>
+                <w:bCs w:val="1"/>
+                <w:sz w:val="24"/>
+                <w:szCs w:val="24"/>
+              </w:rPr>
+            </w:pPr>
+            <w:r>
+              <w:rPr>
+                <w:b w:val="1"/>
+                <w:bCs w:val="1"/>
+                <w:sz w:val="24"/>
+                <w:szCs w:val="24"/>
+                <w:rtl w:val="0"/>
+              </w:rPr>
+              <w:t xml:space="preserve">{{ abbr_1_term }}</w:t>
+            </w:r>
+          </w:p>
+          <w:p>
+            <w:pPr>
               <w:rPr>
                 <w:b w:val="1"/>
                 <w:bCs w:val="1"/>
@@ -3576,6 +3597,11 @@
         </w:rPr>
         <w:t xml:space="preserve">CR Details</w:t>
       </w:r>
+      <w:r>
+        <w:rPr>
+          <w:rtl w:val="0"/>
+        </w:rPr>
+      </w:r>
     </w:p>
     <w:p>
       <w:pPr>
@@ -3680,6 +3706,11 @@
         </w:rPr>
         <w:t xml:space="preserve">Scope of Change</w:t>
       </w:r>
+      <w:r>
+        <w:rPr>
+          <w:rtl w:val="0"/>
+        </w:rPr>
+      </w:r>
     </w:p>
     <w:p>
       <w:pPr>
@@ -4161,11 +4192,6 @@
         </w:rPr>
         <w:t xml:space="preserve">Proposed Solutions Details</w:t>
       </w:r>
-      <w:r>
-        <w:rPr>
-          <w:rtl w:val="0"/>
-        </w:rPr>
-      </w:r>
     </w:p>
     <w:p>
       <w:pPr>
@@ -4631,11 +4657,6 @@
           <w:rtl w:val="0"/>
         </w:rPr>
         <w:t xml:space="preserve">Maker Checker Specifications</w:t>
-      </w:r>
-      <w:r>
-        <w:rPr>
-          <w:rtl w:val="0"/>
-        </w:rPr>
       </w:r>
     </w:p>
     <w:p>
@@ -6412,8 +6433,8 @@
       </w:r>
     </w:p>
     <w:sectPr>
-      <w:headerReference r:id="rId9" w:type="default"/>
-      <w:footerReference r:id="rId10" w:type="default"/>
+      <w:headerReference r:id="rId10" w:type="default"/>
+      <w:footerReference r:id="rId11" w:type="default"/>
       <w:pgSz w:h="16838" w:w="11906" w:orient="portrait"/>
       <w:pgMar w:bottom="1440" w:top="0" w:left="1440" w:right="1440" w:header="708" w:footer="708"/>
       <w:pgNumType w:start="1"/>
@@ -6428,7 +6449,6 @@
     <w:pPr>
       <w:keepNext w:val="0"/>
       <w:keepLines w:val="0"/>
-      <w:pageBreakBefore w:val="0"/>
       <w:widowControl w:val="1"/>
       <w:pBdr>
         <w:top w:space="0" w:sz="0" w:val="nil"/>
@@ -6492,7 +6512,6 @@
     <w:pPr>
       <w:keepNext w:val="0"/>
       <w:keepLines w:val="0"/>
-      <w:pageBreakBefore w:val="0"/>
       <w:widowControl w:val="1"/>
       <w:pBdr>
         <w:top w:space="0" w:sz="0" w:val="nil"/>
@@ -6554,7 +6573,6 @@
     <w:pPr>
       <w:keepNext w:val="0"/>
       <w:keepLines w:val="0"/>
-      <w:pageBreakBefore w:val="0"/>
       <w:widowControl w:val="1"/>
       <w:pBdr>
         <w:top w:space="0" w:sz="0" w:val="nil"/>
@@ -6859,6 +6877,116 @@
       <w:sz w:val="72"/>
       <w:szCs w:val="72"/>
     </w:rPr>
+  </w:style>
+  <w:style w:type="table" w:styleId="TableNormal" w:default="1">
+    <w:name w:val="TableNormal"/>
+    <w:tblPr>
+      <w:tblCellMar>
+        <w:top w:w="100.0" w:type="dxa"/>
+        <w:left w:w="100.0" w:type="dxa"/>
+        <w:bottom w:w="100.0" w:type="dxa"/>
+        <w:right w:w="100.0" w:type="dxa"/>
+      </w:tblCellMar>
+    </w:tblPr>
+  </w:style>
+  <w:style w:type="paragraph" w:styleId="Normal" w:default="1">
+    <w:name w:val="normal"/>
+  </w:style>
+  <w:style w:type="table" w:styleId="Table1">
+    <w:basedOn w:val="TableNormal"/>
+    <w:pPr>
+      <w:spacing w:after="0" w:line="240" w:lineRule="auto"/>
+    </w:pPr>
+    <w:tblPr>
+      <w:tblStyleRowBandSize w:val="1"/>
+      <w:tblStyleColBandSize w:val="1"/>
+      <w:tblCellMar>
+        <w:top w:w="0.0" w:type="dxa"/>
+        <w:left w:w="108.0" w:type="dxa"/>
+        <w:bottom w:w="0.0" w:type="dxa"/>
+        <w:right w:w="108.0" w:type="dxa"/>
+      </w:tblCellMar>
+    </w:tblPr>
+  </w:style>
+  <w:style w:type="table" w:styleId="Table2">
+    <w:basedOn w:val="TableNormal"/>
+    <w:pPr>
+      <w:spacing w:after="0" w:line="240" w:lineRule="auto"/>
+    </w:pPr>
+    <w:tblPr>
+      <w:tblStyleRowBandSize w:val="1"/>
+      <w:tblStyleColBandSize w:val="1"/>
+      <w:tblCellMar>
+        <w:top w:w="0.0" w:type="dxa"/>
+        <w:left w:w="108.0" w:type="dxa"/>
+        <w:bottom w:w="0.0" w:type="dxa"/>
+        <w:right w:w="108.0" w:type="dxa"/>
+      </w:tblCellMar>
+    </w:tblPr>
+  </w:style>
+  <w:style w:type="table" w:styleId="Table3">
+    <w:basedOn w:val="TableNormal"/>
+    <w:pPr>
+      <w:spacing w:after="0" w:line="240" w:lineRule="auto"/>
+    </w:pPr>
+    <w:tblPr>
+      <w:tblStyleRowBandSize w:val="1"/>
+      <w:tblStyleColBandSize w:val="1"/>
+      <w:tblCellMar>
+        <w:top w:w="0.0" w:type="dxa"/>
+        <w:left w:w="108.0" w:type="dxa"/>
+        <w:bottom w:w="0.0" w:type="dxa"/>
+        <w:right w:w="108.0" w:type="dxa"/>
+      </w:tblCellMar>
+    </w:tblPr>
+  </w:style>
+  <w:style w:type="table" w:styleId="Table4">
+    <w:basedOn w:val="TableNormal"/>
+    <w:pPr>
+      <w:spacing w:after="0" w:line="240" w:lineRule="auto"/>
+    </w:pPr>
+    <w:tblPr>
+      <w:tblStyleRowBandSize w:val="1"/>
+      <w:tblStyleColBandSize w:val="1"/>
+      <w:tblCellMar>
+        <w:top w:w="0.0" w:type="dxa"/>
+        <w:left w:w="108.0" w:type="dxa"/>
+        <w:bottom w:w="0.0" w:type="dxa"/>
+        <w:right w:w="108.0" w:type="dxa"/>
+      </w:tblCellMar>
+    </w:tblPr>
+  </w:style>
+  <w:style w:type="table" w:styleId="Table5">
+    <w:basedOn w:val="TableNormal"/>
+    <w:pPr>
+      <w:spacing w:after="0" w:line="240" w:lineRule="auto"/>
+    </w:pPr>
+    <w:tblPr>
+      <w:tblStyleRowBandSize w:val="1"/>
+      <w:tblStyleColBandSize w:val="1"/>
+      <w:tblCellMar>
+        <w:top w:w="0.0" w:type="dxa"/>
+        <w:left w:w="108.0" w:type="dxa"/>
+        <w:bottom w:w="0.0" w:type="dxa"/>
+        <w:right w:w="108.0" w:type="dxa"/>
+      </w:tblCellMar>
+    </w:tblPr>
+  </w:style>
+  <w:style w:type="table" w:styleId="Table6">
+    <w:basedOn w:val="TableNormal"/>
+    <w:pPr>
+      <w:spacing w:after="0" w:line="240" w:lineRule="auto"/>
+    </w:pPr>
+    <w:tblPr>
+      <w:tblStyleRowBandSize w:val="1"/>
+      <w:tblStyleColBandSize w:val="1"/>
+      <w:tblCellMar>
+        <w:top w:w="0.0" w:type="dxa"/>
+        <w:left w:w="108.0" w:type="dxa"/>
+        <w:bottom w:w="0.0" w:type="dxa"/>
+        <w:right w:w="108.0" w:type="dxa"/>
+      </w:tblCellMar>
+    </w:tblPr>
   </w:style>
   <w:style w:type="paragraph" w:styleId="Subtitle">
     <w:name w:val="Subtitle"/>
@@ -7296,4 +7424,19 @@
   </a:objectDefaults>
   <a:extraClrSchemeLst/>
 </a:theme>
+</file>
+
+<file path=customXML/item1.xml><?xml version="1.0" encoding="utf-8"?>
+<go:gDocsCustomXmlDataStorage xmlns:go="http://customooxmlschemas.google.com/" xmlns:r="http://schemas.openxmlformats.org/officeDocument/2006/relationships" uri="GoogleDocsCustomDataVersion2">
+  <go:docsCustomData xmlns:go="http://customooxmlschemas.google.com/" roundtripDataSignature="AMtx7miYiCCus1bF+g3E6TxVauqY4ghgew==">CgMxLjA4AHIhMTRLNnhCMk9hWjFwMnNublFMdl9iaVJaNGdxQTliRU5U</go:docsCustomData>
+</go:gDocsCustomXmlDataStorage>
+</file>
+
+<file path=customXML/itemProps1.xml><?xml version="1.0" encoding="utf-8"?>
+<ds:datastoreItem xmlns:ds="http://schemas.openxmlformats.org/officeDocument/2006/customXml" ds:itemID="{11111111-1234-1234-1234-123412341234}">
+  <ds:schemaRefs>
+    <ds:schemaRef ds:uri="http://schemas.openxmlformats.org/officeDocument/2006/relationships"/>
+    <ds:schemaRef ds:uri="http://customooxmlschemas.google.com/"/>
+  </ds:schemaRefs>
+</ds:datastoreItem>
 </file>
--- a/template.docx
+++ b/template.docx
@@ -13,12 +13,12 @@
           <wp:inline distB="0" distT="0" distL="0" distR="0">
             <wp:extent cx="7600950" cy="1766888"/>
             <wp:effectExtent b="0" l="0" r="0" t="0"/>
-            <wp:docPr id="10" name="image1.png"/>
+            <wp:docPr id="10" name="image2.png"/>
             <a:graphic>
               <a:graphicData uri="http://schemas.openxmlformats.org/drawingml/2006/picture">
                 <pic:pic>
                   <pic:nvPicPr>
-                    <pic:cNvPr id="0" name="image1.png"/>
+                    <pic:cNvPr id="0" name="image2.png"/>
                     <pic:cNvPicPr preferRelativeResize="0"/>
                   </pic:nvPicPr>
                   <pic:blipFill>
@@ -60,12 +60,12 @@
             <wp:extent cx="2466975" cy="1095375"/>
             <wp:effectExtent b="0" l="0" r="0" t="0"/>
             <wp:wrapNone/>
-            <wp:docPr id="9" name="image2.png"/>
+            <wp:docPr id="9" name="image1.png"/>
             <a:graphic>
               <a:graphicData uri="http://schemas.openxmlformats.org/drawingml/2006/picture">
                 <pic:pic>
                   <pic:nvPicPr>
-                    <pic:cNvPr id="0" name="image2.png"/>
+                    <pic:cNvPr id="0" name="image1.png"/>
                     <pic:cNvPicPr preferRelativeResize="0"/>
                   </pic:nvPicPr>
                   <pic:blipFill>
@@ -2925,7 +2925,7 @@
     <w:tbl>
       <w:tblPr>
         <w:tblStyle w:val="Table4"/>
-        <w:tblW w:w="9016.0" w:type="dxa"/>
+        <w:tblW w:w="9015.0" w:type="dxa"/>
         <w:jc w:val="left"/>
         <w:tblBorders>
           <w:top w:color="000000" w:space="0" w:sz="4" w:val="single"/>
@@ -2939,12 +2939,12 @@
         <w:tblLook w:val="0400"/>
       </w:tblPr>
       <w:tblGrid>
-        <w:gridCol w:w="1408"/>
-        <w:gridCol w:w="7608"/>
+        <w:gridCol w:w="2040"/>
+        <w:gridCol w:w="6975"/>
         <w:tblGridChange w:id="0">
           <w:tblGrid>
-            <w:gridCol w:w="1408"/>
-            <w:gridCol w:w="7608"/>
+            <w:gridCol w:w="2040"/>
+            <w:gridCol w:w="6975"/>
           </w:tblGrid>
         </w:tblGridChange>
       </w:tblGrid>
@@ -2967,12 +2967,8 @@
             </w:pPr>
             <w:r>
               <w:rPr>
-                <w:b w:val="1"/>
-                <w:bCs w:val="1"/>
-                <w:color w:val="ffffff"/>
-                <w:rtl w:val="0"/>
-              </w:rPr>
-              <w:t xml:space="preserve">Abbreviation</w:t>
+                <w:rtl w:val="0"/>
+              </w:rPr>
             </w:r>
           </w:p>
         </w:tc>
@@ -3032,8 +3028,12 @@
               <w:t xml:space="preserve">{{ abbr_1_term }}</w:t>
             </w:r>
           </w:p>
-          <w:p>
-            <w:pPr>
+        </w:tc>
+        <w:tc>
+          <w:tcPr/>
+          <w:p>
+            <w:pPr>
+              <w:spacing w:after="240" w:before="240" w:lineRule="auto"/>
               <w:rPr>
                 <w:b w:val="1"/>
                 <w:bCs w:val="1"/>
@@ -3043,26 +3043,13 @@
             </w:pPr>
             <w:r>
               <w:rPr>
-                <w:rtl w:val="0"/>
-              </w:rPr>
-            </w:r>
-          </w:p>
-        </w:tc>
-        <w:tc>
-          <w:tcPr/>
-          <w:p>
-            <w:pPr>
-              <w:rPr>
                 <w:b w:val="1"/>
                 <w:bCs w:val="1"/>
                 <w:sz w:val="24"/>
                 <w:szCs w:val="24"/>
-              </w:rPr>
-            </w:pPr>
-            <w:r>
-              <w:rPr>
-                <w:rtl w:val="0"/>
-              </w:rPr>
+                <w:rtl w:val="0"/>
+              </w:rPr>
+              <w:t xml:space="preserve">{{ abbr_1_def }}</w:t>
             </w:r>
           </w:p>
         </w:tc>
@@ -3076,6 +3063,7 @@
           <w:tcPr/>
           <w:p>
             <w:pPr>
+              <w:spacing w:after="240" w:before="240" w:lineRule="auto"/>
               <w:rPr>
                 <w:b w:val="1"/>
                 <w:bCs w:val="1"/>
@@ -3085,26 +3073,37 @@
             </w:pPr>
             <w:r>
               <w:rPr>
-                <w:rtl w:val="0"/>
-              </w:rPr>
-            </w:r>
-          </w:p>
-        </w:tc>
-        <w:tc>
-          <w:tcPr/>
-          <w:p>
-            <w:pPr>
-              <w:rPr>
                 <w:b w:val="1"/>
                 <w:bCs w:val="1"/>
                 <w:sz w:val="24"/>
                 <w:szCs w:val="24"/>
-              </w:rPr>
-            </w:pPr>
-            <w:r>
-              <w:rPr>
-                <w:rtl w:val="0"/>
-              </w:rPr>
+                <w:rtl w:val="0"/>
+              </w:rPr>
+              <w:t xml:space="preserve">{{ abbr_2_term }}</w:t>
+            </w:r>
+          </w:p>
+        </w:tc>
+        <w:tc>
+          <w:tcPr/>
+          <w:p>
+            <w:pPr>
+              <w:spacing w:after="240" w:before="240" w:lineRule="auto"/>
+              <w:rPr>
+                <w:b w:val="1"/>
+                <w:bCs w:val="1"/>
+                <w:sz w:val="24"/>
+                <w:szCs w:val="24"/>
+              </w:rPr>
+            </w:pPr>
+            <w:r>
+              <w:rPr>
+                <w:b w:val="1"/>
+                <w:bCs w:val="1"/>
+                <w:sz w:val="24"/>
+                <w:szCs w:val="24"/>
+                <w:rtl w:val="0"/>
+              </w:rPr>
+              <w:t xml:space="preserve">{{ abbr_2_def }}</w:t>
             </w:r>
           </w:p>
         </w:tc>
@@ -3118,6 +3117,7 @@
           <w:tcPr/>
           <w:p>
             <w:pPr>
+              <w:spacing w:after="240" w:before="240" w:lineRule="auto"/>
               <w:rPr>
                 <w:b w:val="1"/>
                 <w:bCs w:val="1"/>
@@ -3127,26 +3127,37 @@
             </w:pPr>
             <w:r>
               <w:rPr>
-                <w:rtl w:val="0"/>
-              </w:rPr>
-            </w:r>
-          </w:p>
-        </w:tc>
-        <w:tc>
-          <w:tcPr/>
-          <w:p>
-            <w:pPr>
-              <w:rPr>
                 <w:b w:val="1"/>
                 <w:bCs w:val="1"/>
                 <w:sz w:val="24"/>
                 <w:szCs w:val="24"/>
-              </w:rPr>
-            </w:pPr>
-            <w:r>
-              <w:rPr>
-                <w:rtl w:val="0"/>
-              </w:rPr>
+                <w:rtl w:val="0"/>
+              </w:rPr>
+              <w:t xml:space="preserve">{{ abbr_3_term }</w:t>
+            </w:r>
+          </w:p>
+        </w:tc>
+        <w:tc>
+          <w:tcPr/>
+          <w:p>
+            <w:pPr>
+              <w:spacing w:after="240" w:before="240" w:lineRule="auto"/>
+              <w:rPr>
+                <w:b w:val="1"/>
+                <w:bCs w:val="1"/>
+                <w:sz w:val="24"/>
+                <w:szCs w:val="24"/>
+              </w:rPr>
+            </w:pPr>
+            <w:r>
+              <w:rPr>
+                <w:b w:val="1"/>
+                <w:bCs w:val="1"/>
+                <w:sz w:val="24"/>
+                <w:szCs w:val="24"/>
+                <w:rtl w:val="0"/>
+              </w:rPr>
+              <w:t xml:space="preserve">{{ abbr_3_def }}</w:t>
             </w:r>
           </w:p>
         </w:tc>

--- a/template.docx
+++ b/template.docx
@@ -13,12 +13,12 @@
           <wp:inline distB="0" distT="0" distL="0" distR="0">
             <wp:extent cx="7600950" cy="1766888"/>
             <wp:effectExtent b="0" l="0" r="0" t="0"/>
-            <wp:docPr id="10" name="image2.png"/>
+            <wp:docPr id="10" name="image1.png"/>
             <a:graphic>
               <a:graphicData uri="http://schemas.openxmlformats.org/drawingml/2006/picture">
                 <pic:pic>
                   <pic:nvPicPr>
-                    <pic:cNvPr id="0" name="image2.png"/>
+                    <pic:cNvPr id="0" name="image1.png"/>
                     <pic:cNvPicPr preferRelativeResize="0"/>
                   </pic:nvPicPr>
                   <pic:blipFill>
@@ -60,12 +60,12 @@
             <wp:extent cx="2466975" cy="1095375"/>
             <wp:effectExtent b="0" l="0" r="0" t="0"/>
             <wp:wrapNone/>
-            <wp:docPr id="9" name="image1.png"/>
+            <wp:docPr id="9" name="image2.png"/>
             <a:graphic>
               <a:graphicData uri="http://schemas.openxmlformats.org/drawingml/2006/picture">
                 <pic:pic>
                   <pic:nvPicPr>
-                    <pic:cNvPr id="0" name="image1.png"/>
+                    <pic:cNvPr id="0" name="image2.png"/>
                     <pic:cNvPicPr preferRelativeResize="0"/>
                   </pic:nvPicPr>
                   <pic:blipFill>
@@ -3133,7 +3133,7 @@
                 <w:szCs w:val="24"/>
                 <w:rtl w:val="0"/>
               </w:rPr>
-              <w:t xml:space="preserve">{{ abbr_3_term }</w:t>
+              <w:t xml:space="preserve">{{ abbr_3_term }}</w:t>
             </w:r>
           </w:p>
         </w:tc>

--- a/template.docx
+++ b/template.docx
@@ -2959,6 +2959,7 @@
           </w:tcPr>
           <w:p>
             <w:pPr>
+              <w:jc w:val="center"/>
               <w:rPr>
                 <w:b w:val="1"/>
                 <w:bCs w:val="1"/>
@@ -2967,8 +2968,12 @@
             </w:pPr>
             <w:r>
               <w:rPr>
-                <w:rtl w:val="0"/>
-              </w:rPr>
+                <w:b w:val="1"/>
+                <w:bCs w:val="1"/>
+                <w:color w:val="ffffff"/>
+                <w:rtl w:val="0"/>
+              </w:rPr>
+              <w:t xml:space="preserve">Abbreviation</w:t>
             </w:r>
           </w:p>
         </w:tc>
